--- a/sorular/GK_GMY_Deneme8_100soru.docx
+++ b/sorular/GK_GMY_Deneme8_100soru.docx
@@ -3769,7 +3769,7 @@
         <w:t xml:space="preserve">34. </w:t>
       </w:r>
       <w:r>
-        <w:t xml:space="preserve">Gümrük Yönetmeliğinin gümrük antrepolarına ilişkin hükümlerinde, “serbest dolaşımda olmayan eşyanın sergilendiği fuar ve sergiler” için ayrı bir nitelendirme yapılmış ve bunların izin belgesinde tipinin gösterileceği belirtilmiştir.</w:t>
+        <w:t xml:space="preserve">Gümrük Yönetmeliğine göre, “serbest dolaşımda olmayan eşyanın sergilendiği fuar ve sergiler” için ayrı bir nitelendirme yapılmıştır.</w:t>
       </w:r>
     </w:p>
     <w:p>
@@ -6751,7 +6751,7 @@
         <w:t xml:space="preserve">D) </w:t>
       </w:r>
       <w:r>
-        <w:t xml:space="preserve">O ülkede yetiştirilen canlı hayvanlardan elde edilen ürünler, tümüyle o ülkede elde edilen veya üretilen eşya ifadesi kapsamında değerlendirilir ve bu ürünler o ülke menşeli kabul edilir.</w:t>
+        <w:t xml:space="preserve">O ülkenin kara suları dışındaki denizlerin dibinden veya deniz dibindeki toprağın altından, münhasır işletme hakkına sahip olarak o ülke tarafından çıkartılan ürünler tümüyle o ülkede elde edilmiş sayılır.</w:t>
       </w:r>
     </w:p>
     <w:p>
@@ -8480,7 +8480,7 @@
         <w:t xml:space="preserve">C) </w:t>
       </w:r>
       <w:r>
-        <w:t xml:space="preserve">Beyanın kontrol türü sistemce kırmızı hat tam muayene olarak belirlenirse bir yıl önceki tahlil raporuna itibar edilmez.</w:t>
+        <w:t xml:space="preserve">Beyanın kontrol türü kırmızı hat tam muayene olarak belirlenirse bir yıl önceki tahlil raporuna itibar edilmez.</w:t>
       </w:r>
     </w:p>
     <w:p>
@@ -22013,7 +22013,7 @@
         <w:spacing w:after="80" w:before="40"/>
       </w:pPr>
       <w:r>
-        <w:t xml:space="preserve">Gümrük Yönetmeliğinin gümrük antrepolarına ilişkin hükümlerinde, “serbest dolaşımda olmayan eşyanın sergilendiği fuar ve sergiler” için ayrı bir nitelendirme yapılmış ve bunların izin belgesinde tipinin gösterileceği belirtilmiştir.</w:t>
+        <w:t xml:space="preserve">Gümrük Yönetmeliğine göre, “serbest dolaşımda olmayan eşyanın sergilendiği fuar ve sergiler” için ayrı bir nitelendirme yapılmıştır.</w:t>
       </w:r>
     </w:p>
     <w:p>
@@ -27665,7 +27665,7 @@
         <w:t xml:space="preserve">D) </w:t>
       </w:r>
       <w:r>
-        <w:t xml:space="preserve">O ülkede yetiştirilen canlı hayvanlardan elde edilen ürünler, tümüyle o ülkede elde edilen veya üretilen eşya ifadesi kapsamında değerlendirilir ve bu ürünler o ülke menşeli kabul edilir.</w:t>
+        <w:t xml:space="preserve">O ülkenin kara suları dışındaki denizlerin dibinden veya deniz dibindeki toprağın altından, münhasır işletme hakkına sahip olarak o ülke tarafından çıkartılan ürünler tümüyle o ülkede elde edilmiş sayılır.</w:t>
       </w:r>
     </w:p>
     <w:p>
@@ -27710,7 +27710,7 @@
         <w:t xml:space="preserve">📖 Açıklama: </w:t>
       </w:r>
       <w:r>
-        <w:t xml:space="preserve">Kanuna göre, tümüyle bir ülkede elde edilen eşya olarak sayılanlardan üretimin herhangi bir aşamasında elde edilen eşya ile bunların türevlerinden elde edilen eşya da tümüyle o ülkede elde edilmiş sayılır; türevlerin kapsam dışında bırakılması yanlıştır. O ülkenin kayıtlı ve bandıralı fabrika gemilerinde, o ülke araçlarınca kara suları dışından çıkartılan av ürünlerinden elde edilen eşya, yetiştirilen hayvanlardan elde edilen ürünler ile sadece hammadde elde etmek için toplanan atık ve artıklar Kanunda açıkça sayılmıştır; ülke kavramı kara sularını da kapsar. Bu nedenle doğru cevap A seçeneğidir. (MD GK 18/1-3)</w:t>
+        <w:t xml:space="preserve">Kanuna göre, tümüyle bir ülkede elde edilen eşya olarak sayılanlardan üretimin herhangi bir aşamasında elde edilen eşya ile bunların türevlerinden elde edilen eşya da tümüyle o ülkede elde edilmiş sayılır; türevlerin kapsam dışında bırakılması yanlıştır. O ülkenin kayıtlı ve bandıralı fabrika gemilerinde, o ülke araçlarınca kara suları dışından çıkartılan av ürünlerinden elde edilen eşya, münhasır işletme hakkıyla kara suları dışındaki deniz dibinden çıkartılan ürünler ile sadece hammadde elde etmek için toplanan atık ve artıklar Kanunda açıkça sayılmıştır; ülke kavramı kara sularını da kapsar. Bu nedenle doğru cevap A seçeneğidir. (MD GK 18/1-3)</w:t>
       </w:r>
     </w:p>
     <w:p>
@@ -27742,7 +27742,7 @@
         <w:t xml:space="preserve">🔍 Şık Uzunluk Kontrolü: </w:t>
       </w:r>
       <w:r>
-        <w:t xml:space="preserve">A:213 B:233 C:200 D:187 E:202 karakter → Denge: UYGUN</w:t>
+        <w:t xml:space="preserve">A:213 B:233 C:200 D:205 E:202 karakter → Denge: UYGUN</w:t>
       </w:r>
     </w:p>
     <w:p>
@@ -30818,7 +30818,7 @@
         <w:t xml:space="preserve">C) </w:t>
       </w:r>
       <w:r>
-        <w:t xml:space="preserve">Beyanın kontrol türü sistemce kırmızı hat tam muayene olarak belirlenirse bir yıl önceki tahlil raporuna itibar edilmez.</w:t>
+        <w:t xml:space="preserve">Beyanın kontrol türü kırmızı hat tam muayene olarak belirlenirse bir yıl önceki tahlil raporuna itibar edilmez.</w:t>
       </w:r>
     </w:p>
     <w:p>
@@ -30908,7 +30908,7 @@
         <w:t xml:space="preserve">🔍 Şık Uzunluk Kontrolü: </w:t>
       </w:r>
       <w:r>
-        <w:t xml:space="preserve">A:133 B:135 C:120 D:125 E:103 karakter → Denge: UYGUN</w:t>
+        <w:t xml:space="preserve">A:133 B:135 C:111 D:125 E:103 karakter → Denge: UYGUN</w:t>
       </w:r>
     </w:p>
     <w:p>
@@ -39764,7 +39764,7 @@
         <w:spacing w:after="60"/>
       </w:pPr>
       <w:r>
-        <w:t xml:space="preserve">Kalite süreci: 19 yazar (15 gümrük konu kümesi + 4 genel kültür dersi) → otomatik denetim (kanıt alıntısı kaynakta birebir, uzunluk dengesi, tip/kök kuralları) → 10 bağımsız çekişmeli doğrulayıcı → 2 tekrar denetçisi (Deneme 6–10 kendi arasında ve önceki 515 soruyla, aynı madde/fıkra taraması) → düzeltilen 140 sorunun son bağımsız doğrulaması. Düzeltmelerin tam listesi araclar/gmy-deneme6-10/DUZELTME_LISTESI.md, raporlar araclar/gmy-deneme6-10/dogrulama/ içindedir.</w:t>
+        <w:t xml:space="preserve">Kalite süreci: 19 yazar (15 gümrük konu kümesi + 4 genel kültür dersi) → otomatik denetim (kanıt alıntısı kaynakta birebir, uzunluk dengesi, tip/kök kuralları) → 10 bağımsız çekişmeli doğrulayıcı → 2 tekrar denetçisi (Deneme 6–10 kendi arasında ve önceki 515 soruyla, aynı madde/fıkra taraması) → doğrulama sonrası değişen 140 sorunun 3 bağımsız son doğrulayıcıyla yeniden kontrolü (bulunan sorunlar giderildi). 500 sorunun hiçbirinde doğrulama sonunda yanlış cevap anahtarı kalmadı. Düzeltmelerin tam listesi araclar/gmy-deneme6-10/DUZELTME_LISTESI.md, raporlar araclar/gmy-deneme6-10/dogrulama/ içindedir.</w:t>
       </w:r>
     </w:p>
     <w:p>
